--- a/docx/14-mi-futuro-fpb/14-mi-futuro-fpb.docx
+++ b/docx/14-mi-futuro-fpb/14-mi-futuro-fpb.docx
@@ -28,7 +28,7 @@
         </w:p>
       </w:sdtContent>
     </w:sdt>
-    <w:bookmarkStart w:id="17" w:name="mi-futuro-fpb"/>
+    <w:bookmarkStart w:id="18" w:name="mi-futuro-fpb"/>
     <w:p>
       <w:pPr>
         <w:pStyle w:val="Heading1"/>
@@ -82,7 +82,7 @@
         <w:t xml:space="preserve"> </w:t>
       </w:r>
       <w:r>
-        <w:t xml:space="preserve">→ Fin del recorrido</w:t>
+        <w:t xml:space="preserve">→ Diversidad y respeto → Fin del recorrido</w:t>
       </w:r>
     </w:p>
     <w:p>
@@ -579,7 +579,7 @@
       </w:r>
     </w:p>
     <w:bookmarkEnd w:id="15"/>
-    <w:bookmarkStart w:id="16" w:name="por-dónde-empiezo"/>
+    <w:bookmarkStart w:id="17" w:name="por-dónde-empiezo"/>
     <w:p>
       <w:pPr>
         <w:pStyle w:val="Heading2"/>
@@ -707,12 +707,43 @@
           <w:b/>
           <w:bCs/>
         </w:rPr>
-        <w:t xml:space="preserve">⏭️ Has terminado el recorrido de tutoría. 🎉 Vuelve cuando quieras a cualquier unidad — el clima del aula se cuida todo el curso, también pensando en el futuro.</w:t>
-      </w:r>
-    </w:p>
-    <w:bookmarkEnd w:id="16"/>
+        <w:t xml:space="preserve">⏭️ Al acabar, continúa en</w:t>
+      </w:r>
+      <w:r>
+        <w:rPr>
+          <w:b/>
+          <w:bCs/>
+        </w:rPr>
+        <w:t xml:space="preserve"> </w:t>
+      </w:r>
+      <w:hyperlink r:id="rId16">
+        <w:r>
+          <w:rPr>
+            <w:rStyle w:val="Hyperlink"/>
+            <w:b/>
+            <w:bCs/>
+          </w:rPr>
+          <w:t xml:space="preserve">🌈 Diversidad y respeto</w:t>
+        </w:r>
+      </w:hyperlink>
+      <w:r>
+        <w:rPr>
+          <w:b/>
+          <w:bCs/>
+        </w:rPr>
+        <w:t xml:space="preserve"> </w:t>
+      </w:r>
+      <w:r>
+        <w:rPr>
+          <w:b/>
+          <w:bCs/>
+        </w:rPr>
+        <w:t xml:space="preserve">— todas las mentes, cero etiquetas y una clase que incluye.</w:t>
+      </w:r>
+    </w:p>
     <w:bookmarkEnd w:id="17"/>
-    <w:bookmarkStart w:id="36" w:name="la-brújula"/>
+    <w:bookmarkEnd w:id="18"/>
+    <w:bookmarkStart w:id="37" w:name="la-brújula"/>
     <w:p>
       <w:pPr>
         <w:pStyle w:val="Heading1"/>
@@ -776,7 +807,7 @@
         </w:pict>
       </w:r>
     </w:p>
-    <w:bookmarkStart w:id="18" w:name="en-corto"/>
+    <w:bookmarkStart w:id="19" w:name="en-corto"/>
     <w:p>
       <w:pPr>
         <w:pStyle w:val="Heading2"/>
@@ -813,8 +844,8 @@
         </w:pict>
       </w:r>
     </w:p>
-    <w:bookmarkEnd w:id="18"/>
-    <w:bookmarkStart w:id="19" w:name="por-qué-la-brújula-y-no-el-destino"/>
+    <w:bookmarkEnd w:id="19"/>
+    <w:bookmarkStart w:id="20" w:name="por-qué-la-brújula-y-no-el-destino"/>
     <w:p>
       <w:pPr>
         <w:pStyle w:val="Heading2"/>
@@ -981,8 +1012,8 @@
         </w:pict>
       </w:r>
     </w:p>
-    <w:bookmarkEnd w:id="19"/>
-    <w:bookmarkStart w:id="26" w:name="las-3-agujas-de-la-brújula"/>
+    <w:bookmarkEnd w:id="20"/>
+    <w:bookmarkStart w:id="27" w:name="las-3-agujas-de-la-brújula"/>
     <w:p>
       <w:pPr>
         <w:pStyle w:val="Heading2"/>
@@ -1000,18 +1031,18 @@
           <wp:inline>
             <wp:extent cx="5334000" cy="2915919"/>
             <wp:effectExtent b="0" l="0" r="0" t="0"/>
-            <wp:docPr descr="🧭 Las 3 agujas — te orientan, no deciden por ti" title="" id="21" name="Picture"/>
+            <wp:docPr descr="🧭 Las 3 agujas — te orientan, no deciden por ti" title="" id="22" name="Picture"/>
             <a:graphic>
               <a:graphicData uri="http://schemas.openxmlformats.org/drawingml/2006/picture">
                 <pic:pic>
                   <pic:nvPicPr>
-                    <pic:cNvPr descr="public/img/14-mi-futuro-fpb/01-la-brujula.png" id="22" name="Picture"/>
+                    <pic:cNvPr descr="public/img/14-mi-futuro-fpb/01-la-brujula.png" id="23" name="Picture"/>
                     <pic:cNvPicPr>
                       <a:picLocks noChangeArrowheads="1" noChangeAspect="1"/>
                     </pic:cNvPicPr>
                   </pic:nvPicPr>
                   <pic:blipFill>
-                    <a:blip r:embed="rId20"/>
+                    <a:blip r:embed="rId21"/>
                     <a:stretch>
                       <a:fillRect/>
                     </a:stretch>
@@ -1046,7 +1077,7 @@
         <w:t xml:space="preserve">🧭 Las 3 agujas — te orientan, no deciden por ti</w:t>
       </w:r>
     </w:p>
-    <w:bookmarkStart w:id="23" w:name="lo-que-me-gusta"/>
+    <w:bookmarkStart w:id="24" w:name="lo-que-me-gusta"/>
     <w:p>
       <w:pPr>
         <w:pStyle w:val="Heading3"/>
@@ -1211,8 +1242,8 @@
         <w:t xml:space="preserve">Los curros nuevos salen de lo que alguien le apasionaba gratis.</w:t>
       </w:r>
     </w:p>
-    <w:bookmarkEnd w:id="23"/>
-    <w:bookmarkStart w:id="24" w:name="lo-que-se-me-da-bien"/>
+    <w:bookmarkEnd w:id="24"/>
+    <w:bookmarkStart w:id="25" w:name="lo-que-se-me-da-bien"/>
     <w:p>
       <w:pPr>
         <w:pStyle w:val="Heading3"/>
@@ -1420,8 +1451,8 @@
         <w:t xml:space="preserve">.</w:t>
       </w:r>
     </w:p>
-    <w:bookmarkEnd w:id="24"/>
-    <w:bookmarkStart w:id="25" w:name="lo-que-valoro"/>
+    <w:bookmarkEnd w:id="25"/>
+    <w:bookmarkStart w:id="26" w:name="lo-que-valoro"/>
     <w:p>
       <w:pPr>
         <w:pStyle w:val="Heading3"/>
@@ -1662,9 +1693,9 @@
         </w:pict>
       </w:r>
     </w:p>
-    <w:bookmarkEnd w:id="25"/>
     <w:bookmarkEnd w:id="26"/>
-    <w:bookmarkStart w:id="27" w:name="cara-a-cara-el-test-decide-vs-yo-decido"/>
+    <w:bookmarkEnd w:id="27"/>
+    <w:bookmarkStart w:id="28" w:name="cara-a-cara-el-test-decide-vs-yo-decido"/>
     <w:p>
       <w:pPr>
         <w:pStyle w:val="Heading2"/>
@@ -1901,8 +1932,8 @@
         </w:pict>
       </w:r>
     </w:p>
-    <w:bookmarkEnd w:id="27"/>
-    <w:bookmarkStart w:id="28" w:name="tu-brújula-en-una-hoja"/>
+    <w:bookmarkEnd w:id="28"/>
+    <w:bookmarkStart w:id="29" w:name="tu-brújula-en-una-hoja"/>
     <w:p>
       <w:pPr>
         <w:pStyle w:val="Heading2"/>
@@ -2153,8 +2184,8 @@
         </w:pict>
       </w:r>
     </w:p>
-    <w:bookmarkEnd w:id="28"/>
-    <w:bookmarkStart w:id="29" w:name="trabajo-en-equipo-el-elogio-sortea-doble"/>
+    <w:bookmarkEnd w:id="29"/>
+    <w:bookmarkStart w:id="30" w:name="trabajo-en-equipo-el-elogio-sortea-doble"/>
     <w:p>
       <w:pPr>
         <w:pStyle w:val="Heading2"/>
@@ -2565,8 +2596,8 @@
         <w:t xml:space="preserve">🏫 Grupo:</w:t>
       </w:r>
     </w:p>
-    <w:bookmarkEnd w:id="29"/>
-    <w:bookmarkStart w:id="30" w:name="a-por-ellos"/>
+    <w:bookmarkEnd w:id="30"/>
+    <w:bookmarkStart w:id="31" w:name="a-por-ellos"/>
     <w:p>
       <w:pPr>
         <w:pStyle w:val="Heading2"/>
@@ -3013,8 +3044,8 @@
         </w:pict>
       </w:r>
     </w:p>
-    <w:bookmarkEnd w:id="30"/>
-    <w:bookmarkStart w:id="31" w:name="mini-dinámica-el-retrato-hablado-5-min"/>
+    <w:bookmarkEnd w:id="31"/>
+    <w:bookmarkStart w:id="32" w:name="mini-dinámica-el-retrato-hablado-5-min"/>
     <w:p>
       <w:pPr>
         <w:pStyle w:val="Heading2"/>
@@ -3139,8 +3170,8 @@
         </w:pict>
       </w:r>
     </w:p>
-    <w:bookmarkEnd w:id="31"/>
-    <w:bookmarkStart w:id="32" w:name="soluciones-y-pistas"/>
+    <w:bookmarkEnd w:id="32"/>
+    <w:bookmarkStart w:id="33" w:name="soluciones-y-pistas"/>
     <w:p>
       <w:pPr>
         <w:pStyle w:val="Heading2"/>
@@ -3263,8 +3294,8 @@
         </w:pict>
       </w:r>
     </w:p>
-    <w:bookmarkEnd w:id="32"/>
-    <w:bookmarkStart w:id="33" w:name="resumen-en-3-frases"/>
+    <w:bookmarkEnd w:id="33"/>
+    <w:bookmarkStart w:id="34" w:name="resumen-en-3-frases"/>
     <w:p>
       <w:pPr>
         <w:pStyle w:val="Heading2"/>
@@ -3316,8 +3347,8 @@
         </w:pict>
       </w:r>
     </w:p>
-    <w:bookmarkEnd w:id="33"/>
-    <w:bookmarkStart w:id="35" w:name="vocabulario-rápido"/>
+    <w:bookmarkEnd w:id="34"/>
+    <w:bookmarkStart w:id="36" w:name="vocabulario-rápido"/>
     <w:p>
       <w:pPr>
         <w:pStyle w:val="Heading2"/>
@@ -3431,7 +3462,7 @@
       <w:r>
         <w:t xml:space="preserve"> </w:t>
       </w:r>
-      <w:hyperlink r:id="rId34">
+      <w:hyperlink r:id="rId35">
         <w:r>
           <w:rPr>
             <w:rStyle w:val="Hyperlink"/>
@@ -3458,7 +3489,7 @@
       <w:r>
         <w:t xml:space="preserve"> </w:t>
       </w:r>
-      <w:hyperlink r:id="rId34">
+      <w:hyperlink r:id="rId35">
         <w:r>
           <w:rPr>
             <w:rStyle w:val="Hyperlink"/>
@@ -3494,9 +3525,9 @@
         </w:r>
       </w:hyperlink>
     </w:p>
-    <w:bookmarkEnd w:id="35"/>
     <w:bookmarkEnd w:id="36"/>
-    <w:bookmarkStart w:id="52" w:name="los-caminos-después-del-fpb"/>
+    <w:bookmarkEnd w:id="37"/>
+    <w:bookmarkStart w:id="53" w:name="los-caminos-después-del-fpb"/>
     <w:p>
       <w:pPr>
         <w:pStyle w:val="Heading1"/>
@@ -3560,7 +3591,7 @@
         </w:pict>
       </w:r>
     </w:p>
-    <w:bookmarkStart w:id="37" w:name="en-corto-1"/>
+    <w:bookmarkStart w:id="38" w:name="en-corto-1"/>
     <w:p>
       <w:pPr>
         <w:pStyle w:val="Heading2"/>
@@ -3610,8 +3641,8 @@
         </w:pict>
       </w:r>
     </w:p>
-    <w:bookmarkEnd w:id="37"/>
-    <w:bookmarkStart w:id="38" w:name="el-fail-de-dani-lo-que-surja"/>
+    <w:bookmarkEnd w:id="38"/>
+    <w:bookmarkStart w:id="39" w:name="el-fail-de-dani-lo-que-surja"/>
     <w:p>
       <w:pPr>
         <w:pStyle w:val="Heading2"/>
@@ -3821,8 +3852,8 @@
         </w:pict>
       </w:r>
     </w:p>
-    <w:bookmarkEnd w:id="38"/>
-    <w:bookmarkStart w:id="42" w:name="los-6-caminos-sí-seis"/>
+    <w:bookmarkEnd w:id="39"/>
+    <w:bookmarkStart w:id="43" w:name="los-6-caminos-sí-seis"/>
     <w:p>
       <w:pPr>
         <w:pStyle w:val="Heading2"/>
@@ -3840,18 +3871,18 @@
           <wp:inline>
             <wp:extent cx="5334000" cy="2773680"/>
             <wp:effectExtent b="0" l="0" r="0" t="0"/>
-            <wp:docPr descr="🗺️ Desde donde estás, salen 6 caminos" title="" id="40" name="Picture"/>
+            <wp:docPr descr="🗺️ Desde donde estás, salen 6 caminos" title="" id="41" name="Picture"/>
             <a:graphic>
               <a:graphicData uri="http://schemas.openxmlformats.org/drawingml/2006/picture">
                 <pic:pic>
                   <pic:nvPicPr>
-                    <pic:cNvPr descr="public/img/14-mi-futuro-fpb/02-caminos-despues-de-fpb.png" id="41" name="Picture"/>
+                    <pic:cNvPr descr="public/img/14-mi-futuro-fpb/02-caminos-despues-de-fpb.png" id="42" name="Picture"/>
                     <pic:cNvPicPr>
                       <a:picLocks noChangeArrowheads="1" noChangeAspect="1"/>
                     </pic:cNvPicPr>
                   </pic:nvPicPr>
                   <pic:blipFill>
-                    <a:blip r:embed="rId39"/>
+                    <a:blip r:embed="rId40"/>
                     <a:stretch>
                       <a:fillRect/>
                     </a:stretch>
@@ -4387,8 +4418,8 @@
         </w:pict>
       </w:r>
     </w:p>
-    <w:bookmarkEnd w:id="42"/>
-    <w:bookmarkStart w:id="43" w:name="elegir-con-datos-no-con-rumores"/>
+    <w:bookmarkEnd w:id="43"/>
+    <w:bookmarkStart w:id="44" w:name="elegir-con-datos-no-con-rumores"/>
     <w:p>
       <w:pPr>
         <w:pStyle w:val="Heading2"/>
@@ -4681,8 +4712,8 @@
         </w:pict>
       </w:r>
     </w:p>
-    <w:bookmarkEnd w:id="43"/>
-    <w:bookmarkStart w:id="44" w:name="la-pregunta-de-3-minutos"/>
+    <w:bookmarkEnd w:id="44"/>
+    <w:bookmarkStart w:id="45" w:name="la-pregunta-de-3-minutos"/>
     <w:p>
       <w:pPr>
         <w:pStyle w:val="Heading2"/>
@@ -4755,8 +4786,8 @@
         </w:pict>
       </w:r>
     </w:p>
-    <w:bookmarkEnd w:id="44"/>
-    <w:bookmarkStart w:id="45" w:name="X94c7d617341b62a57c380fa62c6d5e5d242ca1a"/>
+    <w:bookmarkEnd w:id="45"/>
+    <w:bookmarkStart w:id="46" w:name="X94c7d617341b62a57c380fa62c6d5e5d242ca1a"/>
     <w:p>
       <w:pPr>
         <w:pStyle w:val="Heading2"/>
@@ -5042,8 +5073,8 @@
         </w:pict>
       </w:r>
     </w:p>
-    <w:bookmarkEnd w:id="45"/>
-    <w:bookmarkStart w:id="46" w:name="trabajo-en-equipo-el-selector-de-caminos"/>
+    <w:bookmarkEnd w:id="46"/>
+    <w:bookmarkStart w:id="47" w:name="trabajo-en-equipo-el-selector-de-caminos"/>
     <w:p>
       <w:pPr>
         <w:pStyle w:val="Heading2"/>
@@ -5410,8 +5441,8 @@
         <w:t xml:space="preserve">🏫 Grupo:</w:t>
       </w:r>
     </w:p>
-    <w:bookmarkEnd w:id="46"/>
-    <w:bookmarkStart w:id="47" w:name="a-por-ellos-1"/>
+    <w:bookmarkEnd w:id="47"/>
+    <w:bookmarkStart w:id="48" w:name="a-por-ellos-1"/>
     <w:p>
       <w:pPr>
         <w:pStyle w:val="Heading2"/>
@@ -5817,8 +5848,8 @@
         </w:pict>
       </w:r>
     </w:p>
-    <w:bookmarkEnd w:id="47"/>
-    <w:bookmarkStart w:id="48" w:name="reto-mental"/>
+    <w:bookmarkEnd w:id="48"/>
+    <w:bookmarkStart w:id="49" w:name="reto-mental"/>
     <w:p>
       <w:pPr>
         <w:pStyle w:val="Heading2"/>
@@ -6121,8 +6152,8 @@
         </w:pict>
       </w:r>
     </w:p>
-    <w:bookmarkEnd w:id="48"/>
-    <w:bookmarkStart w:id="49" w:name="soluciones-y-pistas-1"/>
+    <w:bookmarkEnd w:id="49"/>
+    <w:bookmarkStart w:id="50" w:name="soluciones-y-pistas-1"/>
     <w:p>
       <w:pPr>
         <w:pStyle w:val="Heading2"/>
@@ -6285,8 +6316,8 @@
         </w:pict>
       </w:r>
     </w:p>
-    <w:bookmarkEnd w:id="49"/>
-    <w:bookmarkStart w:id="50" w:name="resumen-en-3-frases-1"/>
+    <w:bookmarkEnd w:id="50"/>
+    <w:bookmarkStart w:id="51" w:name="resumen-en-3-frases-1"/>
     <w:p>
       <w:pPr>
         <w:pStyle w:val="Heading2"/>
@@ -6338,8 +6369,8 @@
         </w:pict>
       </w:r>
     </w:p>
-    <w:bookmarkEnd w:id="50"/>
-    <w:bookmarkStart w:id="51" w:name="vocabulario-rápido-1"/>
+    <w:bookmarkEnd w:id="51"/>
+    <w:bookmarkStart w:id="52" w:name="vocabulario-rápido-1"/>
     <w:p>
       <w:pPr>
         <w:pStyle w:val="Heading2"/>
@@ -6453,7 +6484,7 @@
       <w:r>
         <w:t xml:space="preserve"> </w:t>
       </w:r>
-      <w:hyperlink r:id="rId34">
+      <w:hyperlink r:id="rId35">
         <w:r>
           <w:rPr>
             <w:rStyle w:val="Hyperlink"/>
@@ -6516,9 +6547,9 @@
         </w:r>
       </w:hyperlink>
     </w:p>
-    <w:bookmarkEnd w:id="51"/>
     <w:bookmarkEnd w:id="52"/>
-    <w:bookmarkStart w:id="70" w:name="tu-plan-con-fecha"/>
+    <w:bookmarkEnd w:id="53"/>
+    <w:bookmarkStart w:id="71" w:name="tu-plan-con-fecha"/>
     <w:p>
       <w:pPr>
         <w:pStyle w:val="Heading1"/>
@@ -6582,7 +6613,7 @@
         </w:pict>
       </w:r>
     </w:p>
-    <w:bookmarkStart w:id="53" w:name="en-corto-2"/>
+    <w:bookmarkStart w:id="54" w:name="en-corto-2"/>
     <w:p>
       <w:pPr>
         <w:pStyle w:val="Heading2"/>
@@ -6632,8 +6663,8 @@
         </w:pict>
       </w:r>
     </w:p>
-    <w:bookmarkEnd w:id="53"/>
-    <w:bookmarkStart w:id="54" w:name="el-fail-de-dani-el-plan-de-deseos"/>
+    <w:bookmarkEnd w:id="54"/>
+    <w:bookmarkStart w:id="55" w:name="el-fail-de-dani-el-plan-de-deseos"/>
     <w:p>
       <w:pPr>
         <w:pStyle w:val="Heading2"/>
@@ -6923,8 +6954,8 @@
         </w:pict>
       </w:r>
     </w:p>
-    <w:bookmarkEnd w:id="54"/>
-    <w:bookmarkStart w:id="58" w:name="la-regla-de-la-fecha"/>
+    <w:bookmarkEnd w:id="55"/>
+    <w:bookmarkStart w:id="59" w:name="la-regla-de-la-fecha"/>
     <w:p>
       <w:pPr>
         <w:pStyle w:val="Heading2"/>
@@ -6942,18 +6973,18 @@
           <wp:inline>
             <wp:extent cx="5334000" cy="2169160"/>
             <wp:effectExtent b="0" l="0" r="0" t="0"/>
-            <wp:docPr descr="📅 De hoy a final de curso — 4 horizontes, 4 fechas" title="" id="56" name="Picture"/>
+            <wp:docPr descr="📅 De hoy a final de curso — 4 horizontes, 4 fechas" title="" id="57" name="Picture"/>
             <a:graphic>
               <a:graphicData uri="http://schemas.openxmlformats.org/drawingml/2006/picture">
                 <pic:pic>
                   <pic:nvPicPr>
-                    <pic:cNvPr descr="public/img/14-mi-futuro-fpb/03-tu-plan-con-fecha.png" id="57" name="Picture"/>
+                    <pic:cNvPr descr="public/img/14-mi-futuro-fpb/03-tu-plan-con-fecha.png" id="58" name="Picture"/>
                     <pic:cNvPicPr>
                       <a:picLocks noChangeArrowheads="1" noChangeAspect="1"/>
                     </pic:cNvPicPr>
                   </pic:nvPicPr>
                   <pic:blipFill>
-                    <a:blip r:embed="rId55"/>
+                    <a:blip r:embed="rId56"/>
                     <a:stretch>
                       <a:fillRect/>
                     </a:stretch>
@@ -7309,8 +7340,8 @@
         </w:pict>
       </w:r>
     </w:p>
-    <w:bookmarkEnd w:id="58"/>
-    <w:bookmarkStart w:id="59" w:name="el-plan-b-y-el-plan-c"/>
+    <w:bookmarkEnd w:id="59"/>
+    <w:bookmarkStart w:id="60" w:name="el-plan-b-y-el-plan-c"/>
     <w:p>
       <w:pPr>
         <w:pStyle w:val="Heading2"/>
@@ -7630,8 +7661,8 @@
         </w:pict>
       </w:r>
     </w:p>
-    <w:bookmarkEnd w:id="59"/>
-    <w:bookmarkStart w:id="60" w:name="X5fe2866fb5b8998bd1e23b7dca4c758e0c09bc6"/>
+    <w:bookmarkEnd w:id="60"/>
+    <w:bookmarkStart w:id="61" w:name="X5fe2866fb5b8998bd1e23b7dca4c758e0c09bc6"/>
     <w:p>
       <w:pPr>
         <w:pStyle w:val="Heading2"/>
@@ -7904,8 +7935,8 @@
         </w:pict>
       </w:r>
     </w:p>
-    <w:bookmarkEnd w:id="60"/>
-    <w:bookmarkStart w:id="61" w:name="X973c66189b451ffbf5fb5a11abd64aee3e758f6"/>
+    <w:bookmarkEnd w:id="61"/>
+    <w:bookmarkStart w:id="62" w:name="X973c66189b451ffbf5fb5a11abd64aee3e758f6"/>
     <w:p>
       <w:pPr>
         <w:pStyle w:val="Heading2"/>
@@ -8327,8 +8358,8 @@
         <w:t xml:space="preserve">🏫 Grupo:</w:t>
       </w:r>
     </w:p>
-    <w:bookmarkEnd w:id="61"/>
-    <w:bookmarkStart w:id="62" w:name="a-por-ellos-2"/>
+    <w:bookmarkEnd w:id="62"/>
+    <w:bookmarkStart w:id="63" w:name="a-por-ellos-2"/>
     <w:p>
       <w:pPr>
         <w:pStyle w:val="Heading2"/>
@@ -8709,8 +8740,8 @@
         </w:pict>
       </w:r>
     </w:p>
-    <w:bookmarkEnd w:id="62"/>
-    <w:bookmarkStart w:id="63" w:name="reto-mental-1"/>
+    <w:bookmarkEnd w:id="63"/>
+    <w:bookmarkStart w:id="64" w:name="reto-mental-1"/>
     <w:p>
       <w:pPr>
         <w:pStyle w:val="Heading2"/>
@@ -8992,8 +9023,8 @@
         </w:pict>
       </w:r>
     </w:p>
-    <w:bookmarkEnd w:id="63"/>
-    <w:bookmarkStart w:id="64" w:name="soluciones-y-pistas-2"/>
+    <w:bookmarkEnd w:id="64"/>
+    <w:bookmarkStart w:id="65" w:name="soluciones-y-pistas-2"/>
     <w:p>
       <w:pPr>
         <w:pStyle w:val="Heading2"/>
@@ -9175,8 +9206,8 @@
         </w:pict>
       </w:r>
     </w:p>
-    <w:bookmarkEnd w:id="64"/>
-    <w:bookmarkStart w:id="65" w:name="logros-de-la-unidad"/>
+    <w:bookmarkEnd w:id="65"/>
+    <w:bookmarkStart w:id="66" w:name="logros-de-la-unidad"/>
     <w:p>
       <w:pPr>
         <w:pStyle w:val="Heading2"/>
@@ -9441,8 +9472,8 @@
         </w:pict>
       </w:r>
     </w:p>
-    <w:bookmarkEnd w:id="65"/>
-    <w:bookmarkStart w:id="66" w:name="dudas-de-10-segundos"/>
+    <w:bookmarkEnd w:id="66"/>
+    <w:bookmarkStart w:id="67" w:name="dudas-de-10-segundos"/>
     <w:p>
       <w:pPr>
         <w:pStyle w:val="Heading2"/>
@@ -9666,8 +9697,8 @@
         </w:pict>
       </w:r>
     </w:p>
-    <w:bookmarkEnd w:id="66"/>
-    <w:bookmarkStart w:id="67" w:name="resumen-en-3-frases-2"/>
+    <w:bookmarkEnd w:id="67"/>
+    <w:bookmarkStart w:id="68" w:name="resumen-en-3-frases-2"/>
     <w:p>
       <w:pPr>
         <w:pStyle w:val="Heading2"/>
@@ -9719,8 +9750,8 @@
         </w:pict>
       </w:r>
     </w:p>
-    <w:bookmarkEnd w:id="67"/>
-    <w:bookmarkStart w:id="68" w:name="vocabulario-rápido-2"/>
+    <w:bookmarkEnd w:id="68"/>
+    <w:bookmarkStart w:id="69" w:name="vocabulario-rápido-2"/>
     <w:p>
       <w:pPr>
         <w:pStyle w:val="Heading2"/>
@@ -9824,8 +9855,8 @@
         </w:pict>
       </w:r>
     </w:p>
-    <w:bookmarkEnd w:id="68"/>
-    <w:bookmarkStart w:id="69" w:name="poscréditos"/>
+    <w:bookmarkEnd w:id="69"/>
+    <w:bookmarkStart w:id="70" w:name="poscréditos"/>
     <w:p>
       <w:pPr>
         <w:pStyle w:val="Heading2"/>
@@ -10001,7 +10032,7 @@
       <w:r>
         <w:t xml:space="preserve"> </w:t>
       </w:r>
-      <w:hyperlink r:id="rId34">
+      <w:hyperlink r:id="rId35">
         <w:r>
           <w:rPr>
             <w:rStyle w:val="Hyperlink"/>
@@ -10055,28 +10086,17 @@
       <w:r>
         <w:t xml:space="preserve"> </w:t>
       </w:r>
-      <w:r>
-        <w:t xml:space="preserve">🎉</w:t>
-      </w:r>
-      <w:r>
-        <w:t xml:space="preserve"> </w:t>
-      </w:r>
-      <w:r>
-        <w:rPr>
-          <w:b/>
-          <w:bCs/>
-        </w:rPr>
-        <w:t xml:space="preserve">Fin del recorrido de tutoría</w:t>
-      </w:r>
-      <w:r>
-        <w:t xml:space="preserve"> </w:t>
-      </w:r>
-      <w:r>
-        <w:t xml:space="preserve">— vuelve cuando quieras a cualquier unidad.</w:t>
-      </w:r>
-    </w:p>
-    <w:bookmarkEnd w:id="69"/>
+      <w:hyperlink r:id="rId16">
+        <w:r>
+          <w:rPr>
+            <w:rStyle w:val="Hyperlink"/>
+          </w:rPr>
+          <w:t xml:space="preserve">Diversidad y respeto</w:t>
+        </w:r>
+      </w:hyperlink>
+    </w:p>
     <w:bookmarkEnd w:id="70"/>
+    <w:bookmarkEnd w:id="71"/>
     <w:sectPr>
       <w:footnotePr>
         <w:numRestart w:val="eachSect"/>
